--- a/1.开题/2.任务书.docx
+++ b/1.开题/2.任务书.docx
@@ -790,7 +790,25 @@
                 <w:bCs/>
                 <w:sz w:val="24"/>
               </w:rPr>
-              <w:t>本毕业设计拟采用 Java 语言作为主要开发语言，基于 Spring Boot 框架构建系统后端，使用 MyBatis 实现数据持久化操作，并选用 MySQL 或 Oracle 作为数据库管理系统，前端采用 Vue3 框架进行页面开发，通过前后端分离的方式实现系统交互</w:t>
+              <w:t xml:space="preserve">本毕业设计拟采用 Java 语言作为主要开发语言，基于 Spring Boot 框架构建系统后端，使用 </w:t>
+            </w:r>
+            <w:proofErr w:type="spellStart"/>
+            <w:r>
+              <w:rPr>
+                <w:rFonts w:ascii="宋体" w:hAnsi="宋体" w:hint="eastAsia"/>
+                <w:bCs/>
+                <w:sz w:val="24"/>
+              </w:rPr>
+              <w:t>MyBatis</w:t>
+            </w:r>
+            <w:proofErr w:type="spellEnd"/>
+            <w:r>
+              <w:rPr>
+                <w:rFonts w:ascii="宋体" w:hAnsi="宋体" w:hint="eastAsia"/>
+                <w:bCs/>
+                <w:sz w:val="24"/>
+              </w:rPr>
+              <w:t xml:space="preserve"> 实现数据持久化操作，并选用 MySQL 或 Oracle 作为数据库管理系统，前端采用 Vue3 框架进行页面开发，通过前后端分离的方式实现系统交互</w:t>
             </w:r>
             <w:r>
               <w:rPr>
@@ -1060,7 +1078,25 @@
                 <w:bCs/>
                 <w:sz w:val="24"/>
               </w:rPr>
-              <w:t>基于 Spring Boot 和 MyBatis 实现门诊挂号管理、电子病历管理、用户权限控制等核心功能模块，前端采用 Vue3 框架实现系统页面展示与交互功能，并完成前后端接口的开发与调试。</w:t>
+              <w:t xml:space="preserve">基于 Spring Boot 和 </w:t>
+            </w:r>
+            <w:proofErr w:type="spellStart"/>
+            <w:r>
+              <w:rPr>
+                <w:rFonts w:ascii="宋体" w:hAnsi="宋体" w:hint="eastAsia"/>
+                <w:bCs/>
+                <w:sz w:val="24"/>
+              </w:rPr>
+              <w:t>MyBatis</w:t>
+            </w:r>
+            <w:proofErr w:type="spellEnd"/>
+            <w:r>
+              <w:rPr>
+                <w:rFonts w:ascii="宋体" w:hAnsi="宋体" w:hint="eastAsia"/>
+                <w:bCs/>
+                <w:sz w:val="24"/>
+              </w:rPr>
+              <w:t xml:space="preserve"> 实现门诊挂号管理、电子病历管理、用户权限控制等核心功能模块，前端采用 Vue3 框架实现系统页面展示与交互功能，并完成前后端接口的开发与调试。</w:t>
             </w:r>
           </w:p>
           <w:p>
@@ -1941,7 +1977,23 @@
                 <w:rFonts w:ascii="微软雅黑" w:eastAsia="微软雅黑" w:hAnsi="微软雅黑"/>
                 <w:color w:val="191B1F"/>
               </w:rPr>
-              <w:t>] Bindu S , Ashok K , Krishnamurthy K ,et al.ClinicCare Manager: An Efficient Electronic Health Record (EHR) and Healthcare Management System Using Spring Boot and React[J].2024 International Conference on IoT Based Control Networks and Intelligent Systems (ICICNIS), 2024:1464-1470.DOI:10.1109/icicnis64247.2024.10823253.</w:t>
+              <w:t xml:space="preserve">] Bindu S , Ashok K , Krishnamurthy K ,et </w:t>
+            </w:r>
+            <w:proofErr w:type="spellStart"/>
+            <w:r>
+              <w:rPr>
+                <w:rFonts w:ascii="微软雅黑" w:eastAsia="微软雅黑" w:hAnsi="微软雅黑"/>
+                <w:color w:val="191B1F"/>
+              </w:rPr>
+              <w:t>al.ClinicCare</w:t>
+            </w:r>
+            <w:proofErr w:type="spellEnd"/>
+            <w:r>
+              <w:rPr>
+                <w:rFonts w:ascii="微软雅黑" w:eastAsia="微软雅黑" w:hAnsi="微软雅黑"/>
+                <w:color w:val="191B1F"/>
+              </w:rPr>
+              <w:t xml:space="preserve"> Manager: An Efficient Electronic Health Record (EHR) and Healthcare Management System Using Spring Boot and React[J].2024 International Conference on IoT Based Control Networks and Intelligent Systems (ICICNIS), 2024:1464-1470.DOI:10.1109/icicnis64247.2024.10823253.</w:t>
             </w:r>
           </w:p>
           <w:p>
@@ -2112,7 +2164,23 @@
                 <w:rFonts w:ascii="微软雅黑" w:eastAsia="微软雅黑" w:hAnsi="微软雅黑" w:hint="eastAsia"/>
                 <w:color w:val="191B1F"/>
               </w:rPr>
-              <w:t>胡小勇.基于SpringBoot的医院门诊管理信息系统的设计与实现[D].华中科技大学,2021.DOI:10.27157/d.cnki.ghzku.2021.001118.</w:t>
+              <w:t>胡小勇.基于</w:t>
+            </w:r>
+            <w:proofErr w:type="spellStart"/>
+            <w:r>
+              <w:rPr>
+                <w:rFonts w:ascii="微软雅黑" w:eastAsia="微软雅黑" w:hAnsi="微软雅黑" w:hint="eastAsia"/>
+                <w:color w:val="191B1F"/>
+              </w:rPr>
+              <w:t>SpringBoot</w:t>
+            </w:r>
+            <w:proofErr w:type="spellEnd"/>
+            <w:r>
+              <w:rPr>
+                <w:rFonts w:ascii="微软雅黑" w:eastAsia="微软雅黑" w:hAnsi="微软雅黑" w:hint="eastAsia"/>
+                <w:color w:val="191B1F"/>
+              </w:rPr>
+              <w:t>的医院门诊管理信息系统的设计与实现[D].华中科技大学,2021.DOI:10.27157/d.cnki.ghzku.2021.001118.</w:t>
             </w:r>
           </w:p>
           <w:p>
@@ -2434,7 +2502,7 @@
               <w:shd w:val="clear" w:color="auto" w:fill="FFFFFF"/>
               <w:spacing w:before="0" w:beforeAutospacing="0" w:after="0" w:afterAutospacing="0"/>
               <w:rPr>
-                <w:rFonts w:ascii="微软雅黑" w:eastAsia="微软雅黑" w:hAnsi="微软雅黑" w:hint="eastAsia"/>
+                <w:rFonts w:ascii="微软雅黑" w:eastAsia="微软雅黑" w:hAnsi="微软雅黑"/>
                 <w:color w:val="191B1F"/>
               </w:rPr>
             </w:pPr>
@@ -2466,6 +2534,42 @@
               </w:rPr>
               <w:lastRenderedPageBreak/>
               <w:t>general hospital[J]. International Journal of Medical Informatics, 2011, 80(4): 274-285. DOI: 10.1016/j.ijmedinf.2010.11.007.</w:t>
+            </w:r>
+          </w:p>
+          <w:p>
+            <w:pPr>
+              <w:pStyle w:val="af3"/>
+              <w:shd w:val="clear" w:color="auto" w:fill="FFFFFF"/>
+              <w:spacing w:before="0" w:beforeAutospacing="0" w:after="0" w:afterAutospacing="0"/>
+              <w:rPr>
+                <w:rFonts w:ascii="微软雅黑" w:eastAsia="微软雅黑" w:hAnsi="微软雅黑"/>
+                <w:color w:val="191B1F"/>
+              </w:rPr>
+            </w:pPr>
+          </w:p>
+          <w:p>
+            <w:pPr>
+              <w:pStyle w:val="af3"/>
+              <w:shd w:val="clear" w:color="auto" w:fill="FFFFFF"/>
+              <w:spacing w:before="0" w:beforeAutospacing="0" w:after="0" w:afterAutospacing="0"/>
+              <w:rPr>
+                <w:rFonts w:ascii="微软雅黑" w:eastAsia="微软雅黑" w:hAnsi="微软雅黑" w:hint="eastAsia"/>
+                <w:color w:val="191B1F"/>
+              </w:rPr>
+            </w:pPr>
+            <w:r>
+              <w:rPr>
+                <w:rFonts w:ascii="微软雅黑" w:eastAsia="微软雅黑" w:hAnsi="微软雅黑" w:hint="eastAsia"/>
+                <w:color w:val="191B1F"/>
+              </w:rPr>
+              <w:t xml:space="preserve">[15] </w:t>
+            </w:r>
+            <w:r>
+              <w:rPr>
+                <w:rFonts w:ascii="微软雅黑" w:eastAsia="微软雅黑" w:hAnsi="微软雅黑"/>
+                <w:color w:val="191B1F"/>
+              </w:rPr>
+              <w:t>Zhang Y, Li X, Wang J, et al. Predicting monthly hospital outpatient visits based on meteorological environmental factors using the ARIMA model[J]. Scientific Reports, 2023, 13: 29897. DOI:10.1038/s41598-023-29897-y.</w:t>
             </w:r>
           </w:p>
           <w:bookmarkEnd w:id="1"/>

--- a/1.开题/2.任务书.docx
+++ b/1.开题/2.任务书.docx
@@ -5,7 +5,7 @@
     <w:p>
       <w:pPr>
         <w:rPr>
-          <w:rFonts w:ascii="宋体" w:hAnsi="宋体"/>
+          <w:rFonts w:ascii="宋体" w:hAnsi="宋体" w:hint="eastAsia"/>
           <w:b/>
           <w:bCs/>
           <w:sz w:val="30"/>
@@ -370,7 +370,14 @@
           <w:rFonts w:ascii="宋体" w:hAnsi="宋体" w:hint="eastAsia"/>
           <w:sz w:val="36"/>
         </w:rPr>
-        <w:t xml:space="preserve">起 止 时 间：  </w:t>
+        <w:t xml:space="preserve">起 止 时 间： </w:t>
+      </w:r>
+      <w:r>
+        <w:rPr>
+          <w:rFonts w:ascii="宋体" w:hAnsi="宋体" w:hint="eastAsia"/>
+          <w:sz w:val="36"/>
+        </w:rPr>
+        <w:t>2026</w:t>
       </w:r>
       <w:r>
         <w:rPr>
@@ -378,7 +385,87 @@
           <w:sz w:val="32"/>
           <w:szCs w:val="32"/>
         </w:rPr>
-        <w:t>年  月  日  至  年  月  日</w:t>
+        <w:t>年</w:t>
+      </w:r>
+      <w:r>
+        <w:rPr>
+          <w:rFonts w:ascii="宋体" w:hAnsi="宋体" w:hint="eastAsia"/>
+          <w:sz w:val="32"/>
+          <w:szCs w:val="32"/>
+        </w:rPr>
+        <w:t>1</w:t>
+      </w:r>
+      <w:r>
+        <w:rPr>
+          <w:rFonts w:ascii="宋体" w:hAnsi="宋体" w:hint="eastAsia"/>
+          <w:sz w:val="32"/>
+          <w:szCs w:val="32"/>
+        </w:rPr>
+        <w:t>月</w:t>
+      </w:r>
+      <w:r>
+        <w:rPr>
+          <w:rFonts w:ascii="宋体" w:hAnsi="宋体" w:hint="eastAsia"/>
+          <w:sz w:val="32"/>
+          <w:szCs w:val="32"/>
+        </w:rPr>
+        <w:t>4</w:t>
+      </w:r>
+      <w:r>
+        <w:rPr>
+          <w:rFonts w:ascii="宋体" w:hAnsi="宋体" w:hint="eastAsia"/>
+          <w:sz w:val="32"/>
+          <w:szCs w:val="32"/>
+        </w:rPr>
+        <w:t xml:space="preserve">日 至 </w:t>
+      </w:r>
+      <w:r>
+        <w:rPr>
+          <w:rFonts w:ascii="宋体" w:hAnsi="宋体" w:hint="eastAsia"/>
+          <w:sz w:val="32"/>
+          <w:szCs w:val="32"/>
+        </w:rPr>
+        <w:t>2026</w:t>
+      </w:r>
+      <w:r>
+        <w:rPr>
+          <w:rFonts w:ascii="宋体" w:hAnsi="宋体" w:hint="eastAsia"/>
+          <w:sz w:val="32"/>
+          <w:szCs w:val="32"/>
+        </w:rPr>
+        <w:t>年</w:t>
+      </w:r>
+      <w:r>
+        <w:rPr>
+          <w:rFonts w:ascii="宋体" w:hAnsi="宋体" w:hint="eastAsia"/>
+          <w:sz w:val="32"/>
+          <w:szCs w:val="32"/>
+        </w:rPr>
+        <w:t>5</w:t>
+      </w:r>
+      <w:r>
+        <w:rPr>
+          <w:rFonts w:ascii="宋体" w:hAnsi="宋体" w:hint="eastAsia"/>
+          <w:sz w:val="32"/>
+          <w:szCs w:val="32"/>
+        </w:rPr>
+        <w:t xml:space="preserve">月 </w:t>
+      </w:r>
+      <w:r>
+        <w:rPr>
+          <w:rFonts w:ascii="宋体" w:hAnsi="宋体" w:hint="eastAsia"/>
+          <w:sz w:val="32"/>
+          <w:szCs w:val="32"/>
+        </w:rPr>
+        <w:t>9</w:t>
+      </w:r>
+      <w:r>
+        <w:rPr>
+          <w:rFonts w:ascii="宋体" w:hAnsi="宋体" w:hint="eastAsia"/>
+          <w:sz w:val="32"/>
+          <w:szCs w:val="32"/>
+        </w:rPr>
+        <w:t>日</w:t>
       </w:r>
     </w:p>
     <w:p>
@@ -2553,7 +2640,7 @@
               <w:shd w:val="clear" w:color="auto" w:fill="FFFFFF"/>
               <w:spacing w:before="0" w:beforeAutospacing="0" w:after="0" w:afterAutospacing="0"/>
               <w:rPr>
-                <w:rFonts w:ascii="微软雅黑" w:eastAsia="微软雅黑" w:hAnsi="微软雅黑" w:hint="eastAsia"/>
+                <w:rFonts w:ascii="微软雅黑" w:eastAsia="微软雅黑" w:hAnsi="微软雅黑"/>
                 <w:color w:val="191B1F"/>
               </w:rPr>
             </w:pPr>
